--- a/assets/deepak/projects/project4.docx
+++ b/assets/deepak/projects/project4.docx
@@ -273,6 +273,9 @@
     <w:p>
       <w:pPr>
         <w:pStyle w:val="SourceCode"/>
+        <w:rPr>
+          <w:rStyle w:val="NormalTok"/>
+        </w:rPr>
       </w:pPr>
       <w:r>
         <w:rPr>
@@ -305,8 +308,16 @@
         <w:rPr>
           <w:rStyle w:val="AttributeTok"/>
         </w:rPr>
-        <w:t>-xzvf</w:t>
-      </w:r>
+        <w:t>-</w:t>
+      </w:r>
+      <w:proofErr w:type="spellStart"/>
+      <w:r>
+        <w:rPr>
+          <w:rStyle w:val="AttributeTok"/>
+        </w:rPr>
+        <w:t>xzvf</w:t>
+      </w:r>
+      <w:proofErr w:type="spellEnd"/>
       <w:r>
         <w:rPr>
           <w:rStyle w:val="NormalTok"/>
@@ -316,424 +327,435 @@
     </w:p>
     <w:p>
       <w:pPr>
-        <w:pStyle w:val="FirstParagraph"/>
-      </w:pPr>
-      <w:r>
-        <w:t xml:space="preserve">After extracting, a directory </w:t>
-      </w:r>
-      <w:r>
-        <w:rPr>
-          <w:rStyle w:val="VerbatimChar"/>
-        </w:rPr>
-        <w:t>project4</w:t>
-      </w:r>
-      <w:r>
-        <w:t xml:space="preserve"> appears with the following content:</w:t>
+        <w:pStyle w:val="SourceCode"/>
+      </w:pPr>
+      <w:r>
+        <w:t>Code ends here</w:t>
       </w:r>
     </w:p>
     <w:p>
       <w:pPr>
-        <w:pStyle w:val="SourceCode"/>
-      </w:pPr>
-      <w:r>
-        <w:rPr>
-          <w:rStyle w:val="VerbatimChar"/>
-        </w:rPr>
-        <w:t>.</w:t>
-      </w:r>
-      <w:r>
-        <w:br/>
-      </w:r>
-      <w:r>
-        <w:rPr>
-          <w:rStyle w:val="VerbatimChar"/>
-        </w:rPr>
-        <w:t>├── data</w:t>
-      </w:r>
-      <w:r>
-        <w:br/>
-      </w:r>
-      <w:r>
-        <w:rPr>
-          <w:rStyle w:val="VerbatimChar"/>
-        </w:rPr>
-        <w:t>│   ├── ADC_6</w:t>
-      </w:r>
-      <w:r>
-        <w:br/>
-      </w:r>
-      <w:r>
-        <w:rPr>
-          <w:rStyle w:val="VerbatimChar"/>
-        </w:rPr>
-        <w:t>│   │   ├── barcodes.tsv.gz</w:t>
-      </w:r>
-      <w:r>
-        <w:br/>
-      </w:r>
-      <w:r>
-        <w:rPr>
-          <w:rStyle w:val="VerbatimChar"/>
-        </w:rPr>
-        <w:t>│   │   ├── features.tsv.gz</w:t>
-      </w:r>
-      <w:r>
-        <w:br/>
-      </w:r>
-      <w:r>
-        <w:rPr>
-          <w:rStyle w:val="VerbatimChar"/>
-        </w:rPr>
-        <w:t>│   │   └── matrix.mtx.gz</w:t>
-      </w:r>
-      <w:r>
-        <w:br/>
-      </w:r>
-      <w:r>
-        <w:rPr>
-          <w:rStyle w:val="VerbatimChar"/>
-        </w:rPr>
-        <w:t>│   ├── HSIL_1</w:t>
-      </w:r>
-      <w:r>
-        <w:br/>
-      </w:r>
-      <w:r>
-        <w:rPr>
-          <w:rStyle w:val="VerbatimChar"/>
-        </w:rPr>
-        <w:t>│   │   ├── barcodes.tsv.gz</w:t>
-      </w:r>
-      <w:r>
-        <w:br/>
-      </w:r>
-      <w:r>
-        <w:rPr>
-          <w:rStyle w:val="VerbatimChar"/>
-        </w:rPr>
-        <w:t>│   │   ├── features.tsv.gz</w:t>
-      </w:r>
-      <w:r>
-        <w:br/>
-      </w:r>
-      <w:r>
-        <w:rPr>
-          <w:rStyle w:val="VerbatimChar"/>
-        </w:rPr>
-        <w:t>│   │   └── matrix.mtx.gz</w:t>
-      </w:r>
-      <w:r>
-        <w:br/>
-      </w:r>
-      <w:r>
-        <w:rPr>
-          <w:rStyle w:val="VerbatimChar"/>
-        </w:rPr>
-        <w:t>│   ├── HSIL_2</w:t>
-      </w:r>
-      <w:r>
-        <w:br/>
-      </w:r>
-      <w:r>
-        <w:rPr>
-          <w:rStyle w:val="VerbatimChar"/>
-        </w:rPr>
-        <w:t>│   │   ├── barcodes.tsv.gz</w:t>
-      </w:r>
-      <w:r>
-        <w:br/>
-      </w:r>
-      <w:r>
-        <w:rPr>
-          <w:rStyle w:val="VerbatimChar"/>
-        </w:rPr>
-        <w:t>│   │   ├── features.tsv.gz</w:t>
-      </w:r>
-      <w:r>
-        <w:br/>
-      </w:r>
-      <w:r>
-        <w:rPr>
-          <w:rStyle w:val="VerbatimChar"/>
-        </w:rPr>
-        <w:t>│   │   └── matrix.mtx.gz</w:t>
-      </w:r>
-      <w:r>
-        <w:br/>
-      </w:r>
-      <w:r>
-        <w:rPr>
-          <w:rStyle w:val="VerbatimChar"/>
-        </w:rPr>
-        <w:t>│   ├── N_1</w:t>
-      </w:r>
-      <w:r>
-        <w:br/>
-      </w:r>
-      <w:r>
-        <w:rPr>
-          <w:rStyle w:val="VerbatimChar"/>
-        </w:rPr>
-        <w:t>│   │   ├── barcodes.tsv.gz</w:t>
-      </w:r>
-      <w:r>
-        <w:br/>
-      </w:r>
-      <w:r>
-        <w:rPr>
-          <w:rStyle w:val="VerbatimChar"/>
-        </w:rPr>
-        <w:t>│   │   ├── features.tsv.gz</w:t>
-      </w:r>
-      <w:r>
-        <w:br/>
-      </w:r>
-      <w:r>
-        <w:rPr>
-          <w:rStyle w:val="VerbatimChar"/>
-        </w:rPr>
-        <w:t>│   │   └── matrix.mtx.gz</w:t>
-      </w:r>
-      <w:r>
-        <w:br/>
-      </w:r>
-      <w:r>
-        <w:rPr>
-          <w:rStyle w:val="VerbatimChar"/>
-        </w:rPr>
-        <w:t>│   ├── N_2</w:t>
-      </w:r>
-      <w:r>
-        <w:br/>
-      </w:r>
-      <w:r>
-        <w:rPr>
-          <w:rStyle w:val="VerbatimChar"/>
-        </w:rPr>
-        <w:t>│   │   ├── barcodes.tsv.gz</w:t>
-      </w:r>
-      <w:r>
-        <w:br/>
-      </w:r>
-      <w:r>
-        <w:rPr>
-          <w:rStyle w:val="VerbatimChar"/>
-        </w:rPr>
-        <w:t>│   │   ├── features.tsv.gz</w:t>
-      </w:r>
-      <w:r>
-        <w:br/>
-      </w:r>
-      <w:r>
-        <w:rPr>
-          <w:rStyle w:val="VerbatimChar"/>
-        </w:rPr>
-        <w:t>│   │   └── matrix.mtx.gz</w:t>
-      </w:r>
-      <w:r>
-        <w:br/>
-      </w:r>
-      <w:r>
-        <w:rPr>
-          <w:rStyle w:val="VerbatimChar"/>
-        </w:rPr>
-        <w:t>│   ├── N_HPV_NEG_1</w:t>
-      </w:r>
-      <w:r>
-        <w:br/>
-      </w:r>
-      <w:r>
-        <w:rPr>
-          <w:rStyle w:val="VerbatimChar"/>
-        </w:rPr>
-        <w:t>│   │   ├── barcodes.tsv.gz</w:t>
-      </w:r>
-      <w:r>
-        <w:br/>
-      </w:r>
-      <w:r>
-        <w:rPr>
-          <w:rStyle w:val="VerbatimChar"/>
-        </w:rPr>
-        <w:t>│   │   ├── features.tsv.gz</w:t>
-      </w:r>
-      <w:r>
-        <w:br/>
-      </w:r>
-      <w:r>
-        <w:rPr>
-          <w:rStyle w:val="VerbatimChar"/>
-        </w:rPr>
-        <w:t>│   │   └── matrix.mtx.gz</w:t>
-      </w:r>
-      <w:r>
-        <w:br/>
-      </w:r>
-      <w:r>
-        <w:rPr>
-          <w:rStyle w:val="VerbatimChar"/>
-        </w:rPr>
-        <w:t>│   ├── N_HPV_NEG_2</w:t>
-      </w:r>
-      <w:r>
-        <w:br/>
-      </w:r>
-      <w:r>
-        <w:rPr>
-          <w:rStyle w:val="VerbatimChar"/>
-        </w:rPr>
-        <w:t>│   │   ├── barcodes.tsv.gz</w:t>
-      </w:r>
-      <w:r>
-        <w:br/>
-      </w:r>
-      <w:r>
-        <w:rPr>
-          <w:rStyle w:val="VerbatimChar"/>
-        </w:rPr>
-        <w:t>│   │   ├── features.tsv.gz</w:t>
-      </w:r>
-      <w:r>
-        <w:br/>
-      </w:r>
-      <w:r>
-        <w:rPr>
-          <w:rStyle w:val="VerbatimChar"/>
-        </w:rPr>
-        <w:t>│   │   └── matrix.mtx.gz</w:t>
-      </w:r>
-      <w:r>
-        <w:br/>
-      </w:r>
-      <w:r>
-        <w:rPr>
-          <w:rStyle w:val="VerbatimChar"/>
-        </w:rPr>
-        <w:t>│   ├── SCC_4</w:t>
-      </w:r>
-      <w:r>
-        <w:br/>
-      </w:r>
-      <w:r>
-        <w:rPr>
-          <w:rStyle w:val="VerbatimChar"/>
-        </w:rPr>
-        <w:t>│   │   ├── barcodes.tsv.gz</w:t>
-      </w:r>
-      <w:r>
-        <w:br/>
-      </w:r>
-      <w:r>
-        <w:rPr>
-          <w:rStyle w:val="VerbatimChar"/>
-        </w:rPr>
-        <w:t>│   │   ├── features.tsv.gz</w:t>
-      </w:r>
-      <w:r>
-        <w:br/>
-      </w:r>
-      <w:r>
-        <w:rPr>
-          <w:rStyle w:val="VerbatimChar"/>
-        </w:rPr>
-        <w:t>│   │   └── matrix.mtx.gz</w:t>
-      </w:r>
-      <w:r>
-        <w:br/>
-      </w:r>
-      <w:r>
-        <w:rPr>
-          <w:rStyle w:val="VerbatimChar"/>
-        </w:rPr>
-        <w:t>│   └── SCC_5</w:t>
-      </w:r>
-      <w:r>
-        <w:br/>
-      </w:r>
-      <w:r>
-        <w:rPr>
-          <w:rStyle w:val="VerbatimChar"/>
-        </w:rPr>
-        <w:t>│       ├── barcodes.tsv.gz</w:t>
-      </w:r>
-      <w:r>
-        <w:br/>
-      </w:r>
-      <w:r>
-        <w:rPr>
-          <w:rStyle w:val="VerbatimChar"/>
-        </w:rPr>
-        <w:t>│       ├── features.tsv.gz</w:t>
-      </w:r>
-      <w:r>
-        <w:br/>
-      </w:r>
-      <w:r>
-        <w:rPr>
-          <w:rStyle w:val="VerbatimChar"/>
-        </w:rPr>
-        <w:lastRenderedPageBreak/>
-        <w:t>│       └── matrix.mtx.gz</w:t>
-      </w:r>
-      <w:r>
-        <w:br/>
-      </w:r>
-      <w:r>
-        <w:rPr>
-          <w:rStyle w:val="VerbatimChar"/>
-        </w:rPr>
-        <w:t>├── paper1.pdf</w:t>
-      </w:r>
-      <w:r>
-        <w:br/>
-      </w:r>
-      <w:r>
-        <w:rPr>
-          <w:rStyle w:val="VerbatimChar"/>
-        </w:rPr>
-        <w:t>└── paper2.pdf</w:t>
-      </w:r>
-      <w:r>
-        <w:br/>
-      </w:r>
-      <w:r>
-        <w:br/>
-      </w:r>
-      <w:r>
-        <w:rPr>
-          <w:rStyle w:val="VerbatimChar"/>
-        </w:rPr>
-        <w:t>10 directories, 29 files</w:t>
+        <w:pStyle w:val="FirstParagraph"/>
+      </w:pPr>
+      <w:r>
+        <w:t xml:space="preserve">After extracting, a directory </w:t>
+      </w:r>
+      <w:r>
+        <w:rPr>
+          <w:rStyle w:val="VerbatimChar"/>
+        </w:rPr>
+        <w:t>project4</w:t>
+      </w:r>
+      <w:r>
+        <w:t xml:space="preserve"> appears with the following content:</w:t>
       </w:r>
     </w:p>
     <w:p>
       <w:pPr>
-        <w:pStyle w:val="FirstParagraph"/>
-      </w:pPr>
-      <w:r>
-        <w:t xml:space="preserve">Now create a new project in the </w:t>
-      </w:r>
-      <w:r>
-        <w:rPr>
-          <w:rStyle w:val="VerbatimChar"/>
-        </w:rPr>
-        <w:t>project1</w:t>
-      </w:r>
-      <w:r>
-        <w:t xml:space="preserve"> directory (Project (None) &gt; New Project …), and create Seurat object from the count matrices:</w:t>
+        <w:pStyle w:val="SourceCode"/>
+      </w:pPr>
+      <w:r>
+        <w:rPr>
+          <w:rStyle w:val="VerbatimChar"/>
+        </w:rPr>
+        <w:t>.</w:t>
+      </w:r>
+      <w:r>
+        <w:br/>
+      </w:r>
+      <w:r>
+        <w:rPr>
+          <w:rStyle w:val="VerbatimChar"/>
+        </w:rPr>
+        <w:t>├── data</w:t>
+      </w:r>
+      <w:r>
+        <w:br/>
+      </w:r>
+      <w:r>
+        <w:rPr>
+          <w:rStyle w:val="VerbatimChar"/>
+        </w:rPr>
+        <w:t>│   ├── ADC_6</w:t>
+      </w:r>
+      <w:r>
+        <w:br/>
+      </w:r>
+      <w:r>
+        <w:rPr>
+          <w:rStyle w:val="VerbatimChar"/>
+        </w:rPr>
+        <w:t>│   │   ├── barcodes.tsv.gz</w:t>
+      </w:r>
+      <w:r>
+        <w:br/>
+      </w:r>
+      <w:r>
+        <w:rPr>
+          <w:rStyle w:val="VerbatimChar"/>
+        </w:rPr>
+        <w:t>│   │   ├── features.tsv.gz</w:t>
+      </w:r>
+      <w:r>
+        <w:br/>
+      </w:r>
+      <w:r>
+        <w:rPr>
+          <w:rStyle w:val="VerbatimChar"/>
+        </w:rPr>
+        <w:t>│   │   └── matrix.mtx.gz</w:t>
+      </w:r>
+      <w:r>
+        <w:br/>
+      </w:r>
+      <w:r>
+        <w:rPr>
+          <w:rStyle w:val="VerbatimChar"/>
+        </w:rPr>
+        <w:t>│   ├── HSIL_1</w:t>
+      </w:r>
+      <w:r>
+        <w:br/>
+      </w:r>
+      <w:r>
+        <w:rPr>
+          <w:rStyle w:val="VerbatimChar"/>
+        </w:rPr>
+        <w:t>│   │   ├── barcodes.tsv.gz</w:t>
+      </w:r>
+      <w:r>
+        <w:br/>
+      </w:r>
+      <w:r>
+        <w:rPr>
+          <w:rStyle w:val="VerbatimChar"/>
+        </w:rPr>
+        <w:t>│   │   ├── features.tsv.gz</w:t>
+      </w:r>
+      <w:r>
+        <w:br/>
+      </w:r>
+      <w:r>
+        <w:rPr>
+          <w:rStyle w:val="VerbatimChar"/>
+        </w:rPr>
+        <w:t>│   │   └── matrix.mtx.gz</w:t>
+      </w:r>
+      <w:r>
+        <w:br/>
+      </w:r>
+      <w:r>
+        <w:rPr>
+          <w:rStyle w:val="VerbatimChar"/>
+        </w:rPr>
+        <w:t>│   ├── HSIL_2</w:t>
+      </w:r>
+      <w:r>
+        <w:br/>
+      </w:r>
+      <w:r>
+        <w:rPr>
+          <w:rStyle w:val="VerbatimChar"/>
+        </w:rPr>
+        <w:t>│   │   ├── barcodes.tsv.gz</w:t>
+      </w:r>
+      <w:r>
+        <w:br/>
+      </w:r>
+      <w:r>
+        <w:rPr>
+          <w:rStyle w:val="VerbatimChar"/>
+        </w:rPr>
+        <w:t>│   │   ├── features.tsv.gz</w:t>
+      </w:r>
+      <w:r>
+        <w:br/>
+      </w:r>
+      <w:r>
+        <w:rPr>
+          <w:rStyle w:val="VerbatimChar"/>
+        </w:rPr>
+        <w:t>│   │   └── matrix.mtx.gz</w:t>
+      </w:r>
+      <w:r>
+        <w:br/>
+      </w:r>
+      <w:r>
+        <w:rPr>
+          <w:rStyle w:val="VerbatimChar"/>
+        </w:rPr>
+        <w:t>│   ├── N_1</w:t>
+      </w:r>
+      <w:r>
+        <w:br/>
+      </w:r>
+      <w:r>
+        <w:rPr>
+          <w:rStyle w:val="VerbatimChar"/>
+        </w:rPr>
+        <w:t>│   │   ├── barcodes.tsv.gz</w:t>
+      </w:r>
+      <w:r>
+        <w:br/>
+      </w:r>
+      <w:r>
+        <w:rPr>
+          <w:rStyle w:val="VerbatimChar"/>
+        </w:rPr>
+        <w:t>│   │   ├── features.tsv.gz</w:t>
+      </w:r>
+      <w:r>
+        <w:br/>
+      </w:r>
+      <w:r>
+        <w:rPr>
+          <w:rStyle w:val="VerbatimChar"/>
+        </w:rPr>
+        <w:t>│   │   └── matrix.mtx.gz</w:t>
+      </w:r>
+      <w:r>
+        <w:br/>
+      </w:r>
+      <w:r>
+        <w:rPr>
+          <w:rStyle w:val="VerbatimChar"/>
+        </w:rPr>
+        <w:t>│   ├── N_2</w:t>
+      </w:r>
+      <w:r>
+        <w:br/>
+      </w:r>
+      <w:r>
+        <w:rPr>
+          <w:rStyle w:val="VerbatimChar"/>
+        </w:rPr>
+        <w:t>│   │   ├── barcodes.tsv.gz</w:t>
+      </w:r>
+      <w:r>
+        <w:br/>
+      </w:r>
+      <w:r>
+        <w:rPr>
+          <w:rStyle w:val="VerbatimChar"/>
+        </w:rPr>
+        <w:t>│   │   ├── features.tsv.gz</w:t>
+      </w:r>
+      <w:r>
+        <w:br/>
+      </w:r>
+      <w:r>
+        <w:rPr>
+          <w:rStyle w:val="VerbatimChar"/>
+        </w:rPr>
+        <w:t>│   │   └── matrix.mtx.gz</w:t>
+      </w:r>
+      <w:r>
+        <w:br/>
+      </w:r>
+      <w:r>
+        <w:rPr>
+          <w:rStyle w:val="VerbatimChar"/>
+        </w:rPr>
+        <w:t>│   ├── N_HPV_NEG_1</w:t>
+      </w:r>
+      <w:r>
+        <w:br/>
+      </w:r>
+      <w:r>
+        <w:rPr>
+          <w:rStyle w:val="VerbatimChar"/>
+        </w:rPr>
+        <w:t>│   │   ├── barcodes.tsv.gz</w:t>
+      </w:r>
+      <w:r>
+        <w:br/>
+      </w:r>
+      <w:r>
+        <w:rPr>
+          <w:rStyle w:val="VerbatimChar"/>
+        </w:rPr>
+        <w:t>│   │   ├── features.tsv.gz</w:t>
+      </w:r>
+      <w:r>
+        <w:br/>
+      </w:r>
+      <w:r>
+        <w:rPr>
+          <w:rStyle w:val="VerbatimChar"/>
+        </w:rPr>
+        <w:t>│   │   └── matrix.mtx.gz</w:t>
+      </w:r>
+      <w:r>
+        <w:br/>
+      </w:r>
+      <w:r>
+        <w:rPr>
+          <w:rStyle w:val="VerbatimChar"/>
+        </w:rPr>
+        <w:t>│   ├── N_HPV_NEG_2</w:t>
+      </w:r>
+      <w:r>
+        <w:br/>
+      </w:r>
+      <w:r>
+        <w:rPr>
+          <w:rStyle w:val="VerbatimChar"/>
+        </w:rPr>
+        <w:t>│   │   ├── barcodes.tsv.gz</w:t>
+      </w:r>
+      <w:r>
+        <w:br/>
+      </w:r>
+      <w:r>
+        <w:rPr>
+          <w:rStyle w:val="VerbatimChar"/>
+        </w:rPr>
+        <w:t>│   │   ├── features.tsv.gz</w:t>
+      </w:r>
+      <w:r>
+        <w:br/>
+      </w:r>
+      <w:r>
+        <w:rPr>
+          <w:rStyle w:val="VerbatimChar"/>
+        </w:rPr>
+        <w:t>│   │   └── matrix.mtx.gz</w:t>
+      </w:r>
+      <w:r>
+        <w:br/>
+      </w:r>
+      <w:r>
+        <w:rPr>
+          <w:rStyle w:val="VerbatimChar"/>
+        </w:rPr>
+        <w:t>│   ├── SCC_4</w:t>
+      </w:r>
+      <w:r>
+        <w:br/>
+      </w:r>
+      <w:r>
+        <w:rPr>
+          <w:rStyle w:val="VerbatimChar"/>
+        </w:rPr>
+        <w:t>│   │   ├── barcodes.tsv.gz</w:t>
+      </w:r>
+      <w:r>
+        <w:br/>
+      </w:r>
+      <w:r>
+        <w:rPr>
+          <w:rStyle w:val="VerbatimChar"/>
+        </w:rPr>
+        <w:t>│   │   ├── features.tsv.gz</w:t>
+      </w:r>
+      <w:r>
+        <w:br/>
+      </w:r>
+      <w:r>
+        <w:rPr>
+          <w:rStyle w:val="VerbatimChar"/>
+        </w:rPr>
+        <w:t>│   │   └── matrix.mtx.gz</w:t>
+      </w:r>
+      <w:r>
+        <w:br/>
+      </w:r>
+      <w:r>
+        <w:rPr>
+          <w:rStyle w:val="VerbatimChar"/>
+        </w:rPr>
+        <w:t>│   └── SCC_5</w:t>
+      </w:r>
+      <w:r>
+        <w:br/>
+      </w:r>
+      <w:r>
+        <w:rPr>
+          <w:rStyle w:val="VerbatimChar"/>
+        </w:rPr>
+        <w:lastRenderedPageBreak/>
+        <w:t>│       ├── barcodes.tsv.gz</w:t>
+      </w:r>
+      <w:r>
+        <w:br/>
+      </w:r>
+      <w:r>
+        <w:rPr>
+          <w:rStyle w:val="VerbatimChar"/>
+        </w:rPr>
+        <w:t>│       ├── features.tsv.gz</w:t>
+      </w:r>
+      <w:r>
+        <w:br/>
+      </w:r>
+      <w:r>
+        <w:rPr>
+          <w:rStyle w:val="VerbatimChar"/>
+        </w:rPr>
+        <w:t>│       └── matrix.mtx.gz</w:t>
+      </w:r>
+      <w:r>
+        <w:br/>
+      </w:r>
+      <w:r>
+        <w:rPr>
+          <w:rStyle w:val="VerbatimChar"/>
+        </w:rPr>
+        <w:t>├── paper1.pdf</w:t>
+      </w:r>
+      <w:r>
+        <w:br/>
+      </w:r>
+      <w:r>
+        <w:rPr>
+          <w:rStyle w:val="VerbatimChar"/>
+        </w:rPr>
+        <w:t>└── paper2.pdf</w:t>
+      </w:r>
+      <w:r>
+        <w:br/>
+      </w:r>
+      <w:r>
+        <w:br/>
+      </w:r>
+      <w:r>
+        <w:rPr>
+          <w:rStyle w:val="VerbatimChar"/>
+        </w:rPr>
+        <w:t>10 directories, 29 files</w:t>
       </w:r>
     </w:p>
     <w:p>
       <w:pPr>
-        <w:pStyle w:val="BodyText"/>
-      </w:pPr>
-      <w:r>
-        <w:t>Code starts here:</w:t>
+        <w:pStyle w:val="FirstParagraph"/>
+      </w:pPr>
+      <w:r>
+        <w:t xml:space="preserve">Now create a new project in the </w:t>
+      </w:r>
+      <w:r>
+        <w:rPr>
+          <w:rStyle w:val="VerbatimChar"/>
+        </w:rPr>
+        <w:t>project1</w:t>
+      </w:r>
+      <w:r>
+        <w:t xml:space="preserve"> directory (Project (None) &gt; New Project …), and create Seurat object from the count matrices:</w:t>
       </w:r>
     </w:p>
     <w:p>
       <w:pPr>
+        <w:pStyle w:val="BodyText"/>
+      </w:pPr>
+      <w:r>
+        <w:t>Code starts here:</w:t>
+      </w:r>
+    </w:p>
+    <w:p>
+      <w:pPr>
         <w:pStyle w:val="SourceCode"/>
+        <w:rPr>
+          <w:rStyle w:val="NormalTok"/>
+        </w:rPr>
       </w:pPr>
       <w:r>
         <w:rPr>
@@ -1208,6 +1230,14 @@
           <w:rStyle w:val="NormalTok"/>
         </w:rPr>
         <w:t>)</w:t>
+      </w:r>
+    </w:p>
+    <w:p>
+      <w:pPr>
+        <w:pStyle w:val="SourceCode"/>
+      </w:pPr>
+      <w:r>
+        <w:t>Code ends here</w:t>
       </w:r>
     </w:p>
     <w:tbl>
@@ -1225,13 +1255,14 @@
           <w:left w:w="144" w:type="dxa"/>
           <w:right w:w="144" w:type="dxa"/>
         </w:tblCellMar>
-        <w:tblLook w:val="0000" w:firstRow="0" w:lastRow="0" w:firstColumn="0" w:lastColumn="0" w:noHBand="0" w:noVBand="0"/>
+        <w:tblLook w:val="0020" w:firstRow="1" w:lastRow="0" w:firstColumn="0" w:lastColumn="0" w:noHBand="0" w:noVBand="0"/>
       </w:tblPr>
       <w:tblGrid>
-        <w:gridCol w:w="9648"/>
+        <w:gridCol w:w="9325"/>
       </w:tblGrid>
       <w:tr>
         <w:trPr>
+          <w:cnfStyle w:val="100000000000" w:firstRow="1" w:lastRow="0" w:firstColumn="0" w:lastColumn="0" w:oddVBand="0" w:evenVBand="0" w:oddHBand="0" w:evenHBand="0" w:firstRowFirstColumn="0" w:firstRowLastColumn="0" w:lastRowFirstColumn="0" w:lastRowLastColumn="0"/>
           <w:cantSplit/>
         </w:trPr>
         <w:tc>
@@ -1249,52 +1280,6 @@
               <w:spacing w:before="0" w:after="0"/>
               <w:textAlignment w:val="center"/>
             </w:pPr>
-            <w:r>
-              <w:rPr>
-                <w:noProof/>
-              </w:rPr>
-              <w:drawing>
-                <wp:inline distT="0" distB="0" distL="0" distR="0" wp14:anchorId="592EB45B" wp14:editId="6FC9DFEC">
-                  <wp:extent cx="152400" cy="152400"/>
-                  <wp:effectExtent l="0" t="0" r="0" b="0"/>
-                  <wp:docPr id="24" name="Picture"/>
-                  <wp:cNvGraphicFramePr/>
-                  <a:graphic xmlns:a="http://schemas.openxmlformats.org/drawingml/2006/main">
-                    <a:graphicData uri="http://schemas.openxmlformats.org/drawingml/2006/picture">
-                      <pic:pic xmlns:pic="http://schemas.openxmlformats.org/drawingml/2006/picture">
-                        <pic:nvPicPr>
-                          <pic:cNvPr id="25" name="Picture" descr="/Applications/RStudio.app/Contents/Resources/app/quarto/share/formats/docx/important.png"/>
-                          <pic:cNvPicPr>
-                            <a:picLocks noChangeAspect="1" noChangeArrowheads="1"/>
-                          </pic:cNvPicPr>
-                        </pic:nvPicPr>
-                        <pic:blipFill>
-                          <a:blip r:embed="rId8"/>
-                          <a:stretch>
-                            <a:fillRect/>
-                          </a:stretch>
-                        </pic:blipFill>
-                        <pic:spPr bwMode="auto">
-                          <a:xfrm>
-                            <a:off x="0" y="0"/>
-                            <a:ext cx="152400" cy="152400"/>
-                          </a:xfrm>
-                          <a:prstGeom prst="rect">
-                            <a:avLst/>
-                          </a:prstGeom>
-                          <a:noFill/>
-                          <a:ln w="9525">
-                            <a:noFill/>
-                            <a:headEnd/>
-                            <a:tailEnd/>
-                          </a:ln>
-                        </pic:spPr>
-                      </pic:pic>
-                    </a:graphicData>
-                  </a:graphic>
-                </wp:inline>
-              </w:drawing>
-            </w:r>
             <w:r>
               <w:t xml:space="preserve">  Project exercise</w:t>
             </w:r>
@@ -1403,6 +1388,7 @@
         </w:numPr>
       </w:pPr>
       <w:r>
+        <w:lastRenderedPageBreak/>
         <w:t>If the code for data analysis is available, try to adapt it (for specific parameters).</w:t>
       </w:r>
     </w:p>
@@ -1414,7 +1400,6 @@
         </w:numPr>
       </w:pPr>
       <w:r>
-        <w:lastRenderedPageBreak/>
         <w:t>Check the supplementary figures.</w:t>
       </w:r>
     </w:p>
